--- a/Unit 1 - Get started in Unity/1-In-Editor Tutorial.docx
+++ b/Unit 1 - Get started in Unity/1-In-Editor Tutorial.docx
@@ -19,20 +19,14 @@
     </w:p>
     <w:p>
       <w:r>
+        <w:t>Unity includes a powerful in-Editor tutorial system that allows you to learn by doing, all within the Unity Editor.</w:t>
+      </w:r>
+    </w:p>
+    <w:p>
+      <w:r>
         <w:rPr>
-          <w:b/>
-          <w:bCs/>
+          <w:noProof/>
         </w:rPr>
-        <w:t>Q&amp;A (2)</w:t>
-      </w:r>
-    </w:p>
-    <w:p>
-      <w:r>
-        <w:t>Unity includes a powerful in-Editor tutorial system that allows you to learn by doing, all within the Unity Editor.</w:t>
-      </w:r>
-    </w:p>
-    <w:p>
-      <w:r>
         <w:drawing>
           <wp:inline distT="0" distB="0" distL="0" distR="0" wp14:anchorId="1F822A0A" wp14:editId="38695AF0">
             <wp:extent cx="5943600" cy="3341370"/>
@@ -107,15 +101,7 @@
         </w:numPr>
       </w:pPr>
       <w:r>
-        <w:t xml:space="preserve">Create and arrange </w:t>
-      </w:r>
-      <w:proofErr w:type="spellStart"/>
-      <w:r>
-        <w:t>GameObjects</w:t>
-      </w:r>
-      <w:proofErr w:type="spellEnd"/>
-      <w:r>
-        <w:t xml:space="preserve"> in a 3D world</w:t>
+        <w:t>Create and arrange GameObjects in a 3D world</w:t>
       </w:r>
     </w:p>
     <w:p>
@@ -154,11 +140,6 @@
     <w:p>
       <w:r>
         <w:t>If you’re brand new to Unity or exploring game development for the first time, this is the perfect way to begin.</w:t>
-      </w:r>
-    </w:p>
-    <w:p>
-      <w:r>
-        <w:t>Mark step incomplete</w:t>
       </w:r>
     </w:p>
     <w:p>
@@ -178,15 +159,6 @@
     </w:p>
     <w:p>
       <w:r>
-        <w:rPr>
-          <w:b/>
-          <w:bCs/>
-        </w:rPr>
-        <w:t>Q&amp;A (5)</w:t>
-      </w:r>
-    </w:p>
-    <w:p>
-      <w:r>
         <w:t>Before you begin, make sure you have </w:t>
       </w:r>
       <w:r>
@@ -212,6 +184,9 @@
     </w:p>
     <w:p>
       <w:r>
+        <w:rPr>
+          <w:noProof/>
+        </w:rPr>
         <w:lastRenderedPageBreak/>
         <w:drawing>
           <wp:inline distT="0" distB="0" distL="0" distR="0" wp14:anchorId="5F9378A1" wp14:editId="02D2D397">
@@ -374,21 +349,12 @@
       <w:r>
         <w:t>In the Hub, select </w:t>
       </w:r>
-      <w:proofErr w:type="gramStart"/>
       <w:r>
         <w:rPr>
           <w:b/>
           <w:bCs/>
         </w:rPr>
-        <w:t>New</w:t>
-      </w:r>
-      <w:proofErr w:type="gramEnd"/>
-      <w:r>
-        <w:rPr>
-          <w:b/>
-          <w:bCs/>
-        </w:rPr>
-        <w:t xml:space="preserve"> project</w:t>
+        <w:t>New project</w:t>
       </w:r>
       <w:r>
         <w:t>.</w:t>
@@ -519,6 +485,9 @@
     </w:p>
     <w:p>
       <w:r>
+        <w:rPr>
+          <w:noProof/>
+        </w:rPr>
         <w:drawing>
           <wp:inline distT="0" distB="0" distL="0" distR="0" wp14:anchorId="37879EC4" wp14:editId="44C799F0">
             <wp:extent cx="5943600" cy="3119120"/>
@@ -576,6 +545,9 @@
     </w:p>
     <w:p>
       <w:r>
+        <w:rPr>
+          <w:noProof/>
+        </w:rPr>
         <w:drawing>
           <wp:inline distT="0" distB="0" distL="0" distR="0" wp14:anchorId="68E29CB8" wp14:editId="76D0D6A6">
             <wp:extent cx="5943600" cy="3359150"/>
@@ -627,12 +599,6 @@
       </w:r>
     </w:p>
     <w:p>
-      <w:r>
-        <w:lastRenderedPageBreak/>
-        <w:t>Mark step incomplete</w:t>
-      </w:r>
-    </w:p>
-    <w:p>
       <w:pPr>
         <w:rPr>
           <w:b/>
@@ -644,30 +610,25 @@
           <w:b/>
           <w:bCs/>
         </w:rPr>
+        <w:lastRenderedPageBreak/>
         <w:t>4. Complete the In-Editor Tutorial</w:t>
       </w:r>
     </w:p>
     <w:p>
       <w:r>
+        <w:t>The in-Editor Tutorial window (on the right side of the Editor) will guide you through the interface using highlighted callouts and embedded instructions. No need to leave the Editor or open a web browser — all the learning happens in one place.</w:t>
+      </w:r>
+    </w:p>
+    <w:p>
+      <w:r>
+        <w:t>Once you’ve completed all five sections of the in-Editor tutorial, and you see checkmarks next to each one, come back here to share your project with other users on the Learn platform!</w:t>
+      </w:r>
+    </w:p>
+    <w:p>
+      <w:r>
         <w:rPr>
-          <w:b/>
-          <w:bCs/>
+          <w:noProof/>
         </w:rPr>
-        <w:t>Q&amp;A (2)</w:t>
-      </w:r>
-    </w:p>
-    <w:p>
-      <w:r>
-        <w:t>The in-Editor Tutorial window (on the right side of the Editor) will guide you through the interface using highlighted callouts and embedded instructions. No need to leave the Editor or open a web browser — all the learning happens in one place.</w:t>
-      </w:r>
-    </w:p>
-    <w:p>
-      <w:r>
-        <w:t>Once you’ve completed all five sections of the in-Editor tutorial, and you see checkmarks next to each one, come back here to share your project with other users on the Learn platform!</w:t>
-      </w:r>
-    </w:p>
-    <w:p>
-      <w:r>
         <w:lastRenderedPageBreak/>
         <w:drawing>
           <wp:inline distT="0" distB="0" distL="0" distR="0" wp14:anchorId="58A31EAD" wp14:editId="1626C517">
@@ -2250,6 +2211,7 @@
   <w:style w:type="character" w:default="1" w:styleId="DefaultParagraphFont">
     <w:name w:val="Default Paragraph Font"/>
     <w:uiPriority w:val="1"/>
+    <w:semiHidden/>
     <w:unhideWhenUsed/>
   </w:style>
   <w:style w:type="table" w:default="1" w:styleId="TableNormal">
